--- a/docs/studyguides/introtologic.docx
+++ b/docs/studyguides/introtologic.docx
@@ -34,7 +34,7 @@
         <w:t xml:space="preserve">Propositional logic is key to understanding and building rigorous arguments. This guide outlines what propositional logic is, what logical connectives are, and how to use truth tables.</w:t>
       </w:r>
     </w:p>
-    <w:bookmarkStart w:id="25" w:name="what-is-propositional-logic"/>
+    <w:bookmarkStart w:id="14" w:name="what-is-propositional-logic"/>
     <w:p>
       <w:pPr>
         <w:pStyle w:val="Heading1"/>
@@ -92,18 +92,18 @@
                 <wp:inline>
                   <wp:extent cx="152400" cy="152400"/>
                   <wp:effectExtent b="0" l="0" r="0" t="0"/>
-                  <wp:docPr descr="" title="" id="21" name="Picture"/>
+                  <wp:docPr descr="" title="" id="10" name="Picture"/>
                   <a:graphic>
                     <a:graphicData uri="http://schemas.openxmlformats.org/drawingml/2006/picture">
                       <pic:pic>
                         <pic:nvPicPr>
-                          <pic:cNvPr descr="/Applications/quarto/share/formats/docx/note.png" id="22" name="Picture"/>
+                          <pic:cNvPr descr="/Applications/quarto/share/formats/docx/note.png" id="11" name="Picture"/>
                           <pic:cNvPicPr>
                             <a:picLocks noChangeArrowheads="1" noChangeAspect="1"/>
                           </pic:cNvPicPr>
                         </pic:nvPicPr>
                         <pic:blipFill>
-                          <a:blip r:embed="rId20"/>
+                          <a:blip r:embed="rId9"/>
                           <a:stretch>
                             <a:fillRect/>
                           </a:stretch>
@@ -274,18 +274,18 @@
                 <wp:inline>
                   <wp:extent cx="152400" cy="152400"/>
                   <wp:effectExtent b="0" l="0" r="0" t="0"/>
-                  <wp:docPr descr="" title="" id="23" name="Picture"/>
+                  <wp:docPr descr="" title="" id="12" name="Picture"/>
                   <a:graphic>
                     <a:graphicData uri="http://schemas.openxmlformats.org/drawingml/2006/picture">
                       <pic:pic>
                         <pic:nvPicPr>
-                          <pic:cNvPr descr="/Applications/quarto/share/formats/docx/note.png" id="24" name="Picture"/>
+                          <pic:cNvPr descr="/Applications/quarto/share/formats/docx/note.png" id="13" name="Picture"/>
                           <pic:cNvPicPr>
                             <a:picLocks noChangeArrowheads="1" noChangeAspect="1"/>
                           </pic:cNvPicPr>
                         </pic:nvPicPr>
                         <pic:blipFill>
-                          <a:blip r:embed="rId20"/>
+                          <a:blip r:embed="rId9"/>
                           <a:stretch>
                             <a:fillRect/>
                           </a:stretch>
@@ -452,8 +452,8 @@
         <w:t xml:space="preserve">as placeholders for propositions.</w:t>
       </w:r>
     </w:p>
-    <w:bookmarkEnd w:id="25"/>
-    <w:bookmarkStart w:id="42" w:name="connectives"/>
+    <w:bookmarkEnd w:id="14"/>
+    <w:bookmarkStart w:id="31" w:name="connectives"/>
     <w:p>
       <w:pPr>
         <w:pStyle w:val="Heading1"/>
@@ -511,18 +511,18 @@
                 <wp:inline>
                   <wp:extent cx="152400" cy="152400"/>
                   <wp:effectExtent b="0" l="0" r="0" t="0"/>
-                  <wp:docPr descr="" title="" id="26" name="Picture"/>
+                  <wp:docPr descr="" title="" id="15" name="Picture"/>
                   <a:graphic>
                     <a:graphicData uri="http://schemas.openxmlformats.org/drawingml/2006/picture">
                       <pic:pic>
                         <pic:nvPicPr>
-                          <pic:cNvPr descr="/Applications/quarto/share/formats/docx/note.png" id="27" name="Picture"/>
+                          <pic:cNvPr descr="/Applications/quarto/share/formats/docx/note.png" id="16" name="Picture"/>
                           <pic:cNvPicPr>
                             <a:picLocks noChangeArrowheads="1" noChangeAspect="1"/>
                           </pic:cNvPicPr>
                         </pic:nvPicPr>
                         <pic:blipFill>
-                          <a:blip r:embed="rId20"/>
+                          <a:blip r:embed="rId9"/>
                           <a:stretch>
                             <a:fillRect/>
                           </a:stretch>
@@ -851,18 +851,18 @@
                 <wp:inline>
                   <wp:extent cx="152400" cy="152400"/>
                   <wp:effectExtent b="0" l="0" r="0" t="0"/>
-                  <wp:docPr descr="" title="" id="28" name="Picture"/>
+                  <wp:docPr descr="" title="" id="17" name="Picture"/>
                   <a:graphic>
                     <a:graphicData uri="http://schemas.openxmlformats.org/drawingml/2006/picture">
                       <pic:pic>
                         <pic:nvPicPr>
-                          <pic:cNvPr descr="/Applications/quarto/share/formats/docx/note.png" id="29" name="Picture"/>
+                          <pic:cNvPr descr="/Applications/quarto/share/formats/docx/note.png" id="18" name="Picture"/>
                           <pic:cNvPicPr>
                             <a:picLocks noChangeArrowheads="1" noChangeAspect="1"/>
                           </pic:cNvPicPr>
                         </pic:nvPicPr>
                         <pic:blipFill>
-                          <a:blip r:embed="rId20"/>
+                          <a:blip r:embed="rId9"/>
                           <a:stretch>
                             <a:fillRect/>
                           </a:stretch>
@@ -1190,18 +1190,18 @@
                 <wp:inline>
                   <wp:extent cx="152400" cy="152400"/>
                   <wp:effectExtent b="0" l="0" r="0" t="0"/>
-                  <wp:docPr descr="" title="" id="30" name="Picture"/>
+                  <wp:docPr descr="" title="" id="19" name="Picture"/>
                   <a:graphic>
                     <a:graphicData uri="http://schemas.openxmlformats.org/drawingml/2006/picture">
                       <pic:pic>
                         <pic:nvPicPr>
-                          <pic:cNvPr descr="/Applications/quarto/share/formats/docx/note.png" id="31" name="Picture"/>
+                          <pic:cNvPr descr="/Applications/quarto/share/formats/docx/note.png" id="20" name="Picture"/>
                           <pic:cNvPicPr>
                             <a:picLocks noChangeArrowheads="1" noChangeAspect="1"/>
                           </pic:cNvPicPr>
                         </pic:nvPicPr>
                         <pic:blipFill>
-                          <a:blip r:embed="rId20"/>
+                          <a:blip r:embed="rId9"/>
                           <a:stretch>
                             <a:fillRect/>
                           </a:stretch>
@@ -1488,18 +1488,18 @@
                 <wp:inline>
                   <wp:extent cx="152400" cy="152400"/>
                   <wp:effectExtent b="0" l="0" r="0" t="0"/>
-                  <wp:docPr descr="" title="" id="32" name="Picture"/>
+                  <wp:docPr descr="" title="" id="21" name="Picture"/>
                   <a:graphic>
                     <a:graphicData uri="http://schemas.openxmlformats.org/drawingml/2006/picture">
                       <pic:pic>
                         <pic:nvPicPr>
-                          <pic:cNvPr descr="/Applications/quarto/share/formats/docx/note.png" id="33" name="Picture"/>
+                          <pic:cNvPr descr="/Applications/quarto/share/formats/docx/note.png" id="22" name="Picture"/>
                           <pic:cNvPicPr>
                             <a:picLocks noChangeArrowheads="1" noChangeAspect="1"/>
                           </pic:cNvPicPr>
                         </pic:nvPicPr>
                         <pic:blipFill>
-                          <a:blip r:embed="rId20"/>
+                          <a:blip r:embed="rId9"/>
                           <a:stretch>
                             <a:fillRect/>
                           </a:stretch>
@@ -1802,18 +1802,18 @@
                 <wp:inline>
                   <wp:extent cx="152400" cy="152400"/>
                   <wp:effectExtent b="0" l="0" r="0" t="0"/>
-                  <wp:docPr descr="" title="" id="34" name="Picture"/>
+                  <wp:docPr descr="" title="" id="23" name="Picture"/>
                   <a:graphic>
                     <a:graphicData uri="http://schemas.openxmlformats.org/drawingml/2006/picture">
                       <pic:pic>
                         <pic:nvPicPr>
-                          <pic:cNvPr descr="/Applications/quarto/share/formats/docx/note.png" id="35" name="Picture"/>
+                          <pic:cNvPr descr="/Applications/quarto/share/formats/docx/note.png" id="24" name="Picture"/>
                           <pic:cNvPicPr>
                             <a:picLocks noChangeArrowheads="1" noChangeAspect="1"/>
                           </pic:cNvPicPr>
                         </pic:nvPicPr>
                         <pic:blipFill>
-                          <a:blip r:embed="rId20"/>
+                          <a:blip r:embed="rId9"/>
                           <a:stretch>
                             <a:fillRect/>
                           </a:stretch>
@@ -1931,28 +1931,30 @@
                 </m:rPr>
                 <m:t>¬</m:t>
               </m:r>
-              <m:d>
-                <m:dPr>
-                  <m:begChr m:val="("/>
-                  <m:sepChr m:val=""/>
-                  <m:endChr m:val=")"/>
-                  <m:grow/>
-                </m:dPr>
-                <m:e>
-                  <m:r>
-                    <m:t>P</m:t>
-                  </m:r>
-                  <m:r>
-                    <m:rPr>
-                      <m:sty m:val="p"/>
-                    </m:rPr>
-                    <m:t>∨</m:t>
-                  </m:r>
-                  <m:r>
-                    <m:t>Q</m:t>
-                  </m:r>
-                </m:e>
-              </m:d>
+              <m:r>
+                <m:rPr>
+                  <m:sty m:val="p"/>
+                </m:rPr>
+                <m:t>(</m:t>
+              </m:r>
+              <m:r>
+                <m:t>P</m:t>
+              </m:r>
+              <m:r>
+                <m:rPr>
+                  <m:sty m:val="p"/>
+                </m:rPr>
+                <m:t>∨</m:t>
+              </m:r>
+              <m:r>
+                <m:t>Q</m:t>
+              </m:r>
+              <m:r>
+                <m:rPr>
+                  <m:sty m:val="p"/>
+                </m:rPr>
+                <m:t>)</m:t>
+              </m:r>
             </m:oMath>
             <w:r>
               <w:t xml:space="preserve">.</w:t>
@@ -2185,28 +2187,30 @@
                 </m:rPr>
                 <m:t>¬</m:t>
               </m:r>
-              <m:d>
-                <m:dPr>
-                  <m:begChr m:val="("/>
-                  <m:sepChr m:val=""/>
-                  <m:endChr m:val=")"/>
-                  <m:grow/>
-                </m:dPr>
-                <m:e>
-                  <m:r>
-                    <m:t>P</m:t>
-                  </m:r>
-                  <m:r>
-                    <m:rPr>
-                      <m:sty m:val="p"/>
-                    </m:rPr>
-                    <m:t>∨</m:t>
-                  </m:r>
-                  <m:r>
-                    <m:t>Q</m:t>
-                  </m:r>
-                </m:e>
-              </m:d>
+              <m:r>
+                <m:rPr>
+                  <m:sty m:val="p"/>
+                </m:rPr>
+                <m:t>(</m:t>
+              </m:r>
+              <m:r>
+                <m:t>P</m:t>
+              </m:r>
+              <m:r>
+                <m:rPr>
+                  <m:sty m:val="p"/>
+                </m:rPr>
+                <m:t>∨</m:t>
+              </m:r>
+              <m:r>
+                <m:t>Q</m:t>
+              </m:r>
+              <m:r>
+                <m:rPr>
+                  <m:sty m:val="p"/>
+                </m:rPr>
+                <m:t>)</m:t>
+              </m:r>
             </m:oMath>
             <w:r>
               <w:t xml:space="preserve"> </w:t>
@@ -2273,18 +2277,18 @@
                 <wp:inline>
                   <wp:extent cx="152400" cy="152400"/>
                   <wp:effectExtent b="0" l="0" r="0" t="0"/>
-                  <wp:docPr descr="" title="" id="36" name="Picture"/>
+                  <wp:docPr descr="" title="" id="25" name="Picture"/>
                   <a:graphic>
                     <a:graphicData uri="http://schemas.openxmlformats.org/drawingml/2006/picture">
                       <pic:pic>
                         <pic:nvPicPr>
-                          <pic:cNvPr descr="/Applications/quarto/share/formats/docx/note.png" id="37" name="Picture"/>
+                          <pic:cNvPr descr="/Applications/quarto/share/formats/docx/note.png" id="26" name="Picture"/>
                           <pic:cNvPicPr>
                             <a:picLocks noChangeArrowheads="1" noChangeAspect="1"/>
                           </pic:cNvPicPr>
                         </pic:nvPicPr>
                         <pic:blipFill>
-                          <a:blip r:embed="rId20"/>
+                          <a:blip r:embed="rId9"/>
                           <a:stretch>
                             <a:fillRect/>
                           </a:stretch>
@@ -2629,18 +2633,18 @@
                 <wp:inline>
                   <wp:extent cx="152400" cy="152400"/>
                   <wp:effectExtent b="0" l="0" r="0" t="0"/>
-                  <wp:docPr descr="" title="" id="38" name="Picture"/>
+                  <wp:docPr descr="" title="" id="27" name="Picture"/>
                   <a:graphic>
                     <a:graphicData uri="http://schemas.openxmlformats.org/drawingml/2006/picture">
                       <pic:pic>
                         <pic:nvPicPr>
-                          <pic:cNvPr descr="/Applications/quarto/share/formats/docx/note.png" id="39" name="Picture"/>
+                          <pic:cNvPr descr="/Applications/quarto/share/formats/docx/note.png" id="28" name="Picture"/>
                           <pic:cNvPicPr>
                             <a:picLocks noChangeArrowheads="1" noChangeAspect="1"/>
                           </pic:cNvPicPr>
                         </pic:nvPicPr>
                         <pic:blipFill>
-                          <a:blip r:embed="rId20"/>
+                          <a:blip r:embed="rId9"/>
                           <a:stretch>
                             <a:fillRect/>
                           </a:stretch>
@@ -3024,18 +3028,18 @@
                 <wp:inline>
                   <wp:extent cx="152400" cy="152400"/>
                   <wp:effectExtent b="0" l="0" r="0" t="0"/>
-                  <wp:docPr descr="" title="" id="40" name="Picture"/>
+                  <wp:docPr descr="" title="" id="29" name="Picture"/>
                   <a:graphic>
                     <a:graphicData uri="http://schemas.openxmlformats.org/drawingml/2006/picture">
                       <pic:pic>
                         <pic:nvPicPr>
-                          <pic:cNvPr descr="/Applications/quarto/share/formats/docx/note.png" id="41" name="Picture"/>
+                          <pic:cNvPr descr="/Applications/quarto/share/formats/docx/note.png" id="30" name="Picture"/>
                           <pic:cNvPicPr>
                             <a:picLocks noChangeArrowheads="1" noChangeAspect="1"/>
                           </pic:cNvPicPr>
                         </pic:nvPicPr>
                         <pic:blipFill>
-                          <a:blip r:embed="rId20"/>
+                          <a:blip r:embed="rId9"/>
                           <a:stretch>
                             <a:fillRect/>
                           </a:stretch>
@@ -3229,8 +3233,8 @@
         </w:tc>
       </w:tr>
     </w:tbl>
-    <w:bookmarkEnd w:id="42"/>
-    <w:bookmarkStart w:id="59" w:name="truth-tables"/>
+    <w:bookmarkEnd w:id="31"/>
+    <w:bookmarkStart w:id="48" w:name="truth-tables"/>
     <w:p>
       <w:pPr>
         <w:pStyle w:val="Heading1"/>
@@ -3288,18 +3292,18 @@
                 <wp:inline>
                   <wp:extent cx="152400" cy="152400"/>
                   <wp:effectExtent b="0" l="0" r="0" t="0"/>
-                  <wp:docPr descr="" title="" id="43" name="Picture"/>
+                  <wp:docPr descr="" title="" id="32" name="Picture"/>
                   <a:graphic>
                     <a:graphicData uri="http://schemas.openxmlformats.org/drawingml/2006/picture">
                       <pic:pic>
                         <pic:nvPicPr>
-                          <pic:cNvPr descr="/Applications/quarto/share/formats/docx/note.png" id="44" name="Picture"/>
+                          <pic:cNvPr descr="/Applications/quarto/share/formats/docx/note.png" id="33" name="Picture"/>
                           <pic:cNvPicPr>
                             <a:picLocks noChangeArrowheads="1" noChangeAspect="1"/>
                           </pic:cNvPicPr>
                         </pic:nvPicPr>
                         <pic:blipFill>
-                          <a:blip r:embed="rId20"/>
+                          <a:blip r:embed="rId9"/>
                           <a:stretch>
                             <a:fillRect/>
                           </a:stretch>
@@ -3427,18 +3431,18 @@
                 <wp:inline>
                   <wp:extent cx="152400" cy="152400"/>
                   <wp:effectExtent b="0" l="0" r="0" t="0"/>
-                  <wp:docPr descr="" title="" id="45" name="Picture"/>
+                  <wp:docPr descr="" title="" id="34" name="Picture"/>
                   <a:graphic>
                     <a:graphicData uri="http://schemas.openxmlformats.org/drawingml/2006/picture">
                       <pic:pic>
                         <pic:nvPicPr>
-                          <pic:cNvPr descr="/Applications/quarto/share/formats/docx/note.png" id="46" name="Picture"/>
+                          <pic:cNvPr descr="/Applications/quarto/share/formats/docx/note.png" id="35" name="Picture"/>
                           <pic:cNvPicPr>
                             <a:picLocks noChangeArrowheads="1" noChangeAspect="1"/>
                           </pic:cNvPicPr>
                         </pic:nvPicPr>
                         <pic:blipFill>
-                          <a:blip r:embed="rId20"/>
+                          <a:blip r:embed="rId9"/>
                           <a:stretch>
                             <a:fillRect/>
                           </a:stretch>
@@ -3511,17 +3515,6 @@
                 <m:t>Q</m:t>
               </m:r>
             </m:oMath>
-          </w:p>
-          <w:p>
-            <w:pPr>
-              <w:pStyle w:val="SourceCode"/>
-            </w:pPr>
-            <w:r>
-              <w:rPr>
-                <w:rStyle w:val="VerbatimChar"/>
-              </w:rPr>
-              <w:t xml:space="preserve">Warning: package 'knitr' was built under R version 4.5.2</w:t>
-            </w:r>
           </w:p>
           <w:tbl>
             <w:tblPr>
@@ -4630,18 +4623,18 @@
                 <wp:inline>
                   <wp:extent cx="152400" cy="152400"/>
                   <wp:effectExtent b="0" l="0" r="0" t="0"/>
-                  <wp:docPr descr="" title="" id="48" name="Picture"/>
+                  <wp:docPr descr="" title="" id="37" name="Picture"/>
                   <a:graphic>
                     <a:graphicData uri="http://schemas.openxmlformats.org/drawingml/2006/picture">
                       <pic:pic>
                         <pic:nvPicPr>
-                          <pic:cNvPr descr="/Applications/quarto/share/formats/docx/tip.png" id="49" name="Picture"/>
+                          <pic:cNvPr descr="/Applications/quarto/share/formats/docx/tip.png" id="38" name="Picture"/>
                           <pic:cNvPicPr>
                             <a:picLocks noChangeArrowheads="1" noChangeAspect="1"/>
                           </pic:cNvPicPr>
                         </pic:nvPicPr>
                         <pic:blipFill>
-                          <a:blip r:embed="rId47"/>
+                          <a:blip r:embed="rId36"/>
                           <a:stretch>
                             <a:fillRect/>
                           </a:stretch>
@@ -4790,18 +4783,18 @@
                 <wp:inline>
                   <wp:extent cx="152400" cy="152400"/>
                   <wp:effectExtent b="0" l="0" r="0" t="0"/>
-                  <wp:docPr descr="" title="" id="50" name="Picture"/>
+                  <wp:docPr descr="" title="" id="39" name="Picture"/>
                   <a:graphic>
                     <a:graphicData uri="http://schemas.openxmlformats.org/drawingml/2006/picture">
                       <pic:pic>
                         <pic:nvPicPr>
-                          <pic:cNvPr descr="/Applications/quarto/share/formats/docx/note.png" id="51" name="Picture"/>
+                          <pic:cNvPr descr="/Applications/quarto/share/formats/docx/note.png" id="40" name="Picture"/>
                           <pic:cNvPicPr>
                             <a:picLocks noChangeArrowheads="1" noChangeAspect="1"/>
                           </pic:cNvPicPr>
                         </pic:nvPicPr>
                         <pic:blipFill>
-                          <a:blip r:embed="rId20"/>
+                          <a:blip r:embed="rId9"/>
                           <a:stretch>
                             <a:fillRect/>
                           </a:stretch>
@@ -4927,25 +4920,27 @@
               <w:t xml:space="preserve"> </w:t>
             </w:r>
             <m:oMath>
-              <m:d>
-                <m:dPr>
-                  <m:begChr m:val="("/>
-                  <m:sepChr m:val=""/>
-                  <m:endChr m:val=")"/>
-                  <m:grow/>
-                </m:dPr>
-                <m:e>
-                  <m:r>
-                    <m:rPr>
-                      <m:sty m:val="p"/>
-                    </m:rPr>
-                    <m:t>¬</m:t>
-                  </m:r>
-                  <m:r>
-                    <m:t>P</m:t>
-                  </m:r>
-                </m:e>
-              </m:d>
+              <m:r>
+                <m:rPr>
+                  <m:sty m:val="p"/>
+                </m:rPr>
+                <m:t>(</m:t>
+              </m:r>
+              <m:r>
+                <m:rPr>
+                  <m:sty m:val="p"/>
+                </m:rPr>
+                <m:t>¬</m:t>
+              </m:r>
+              <m:r>
+                <m:t>P</m:t>
+              </m:r>
+              <m:r>
+                <m:rPr>
+                  <m:sty m:val="p"/>
+                </m:rPr>
+                <m:t>)</m:t>
+              </m:r>
               <m:r>
                 <m:rPr>
                   <m:sty m:val="p"/>
@@ -5508,25 +5503,27 @@
                     <w:jc w:val="left"/>
                   </w:pPr>
                   <m:oMath>
-                    <m:d>
-                      <m:dPr>
-                        <m:begChr m:val="("/>
-                        <m:sepChr m:val=""/>
-                        <m:endChr m:val=")"/>
-                        <m:grow/>
-                      </m:dPr>
-                      <m:e>
-                        <m:r>
-                          <m:rPr>
-                            <m:sty m:val="p"/>
-                          </m:rPr>
-                          <m:t>¬</m:t>
-                        </m:r>
-                        <m:r>
-                          <m:t>P</m:t>
-                        </m:r>
-                      </m:e>
-                    </m:d>
+                    <m:r>
+                      <m:rPr>
+                        <m:sty m:val="p"/>
+                      </m:rPr>
+                      <m:t>(</m:t>
+                    </m:r>
+                    <m:r>
+                      <m:rPr>
+                        <m:sty m:val="p"/>
+                      </m:rPr>
+                      <m:t>¬</m:t>
+                    </m:r>
+                    <m:r>
+                      <m:t>P</m:t>
+                    </m:r>
+                    <m:r>
+                      <m:rPr>
+                        <m:sty m:val="p"/>
+                      </m:rPr>
+                      <m:t>)</m:t>
+                    </m:r>
                     <m:r>
                       <m:rPr>
                         <m:sty m:val="p"/>
@@ -5792,18 +5789,18 @@
                 <wp:inline>
                   <wp:extent cx="152400" cy="152400"/>
                   <wp:effectExtent b="0" l="0" r="0" t="0"/>
-                  <wp:docPr descr="" title="" id="52" name="Picture"/>
+                  <wp:docPr descr="" title="" id="41" name="Picture"/>
                   <a:graphic>
                     <a:graphicData uri="http://schemas.openxmlformats.org/drawingml/2006/picture">
                       <pic:pic>
                         <pic:nvPicPr>
-                          <pic:cNvPr descr="/Applications/quarto/share/formats/docx/note.png" id="53" name="Picture"/>
+                          <pic:cNvPr descr="/Applications/quarto/share/formats/docx/note.png" id="42" name="Picture"/>
                           <pic:cNvPicPr>
                             <a:picLocks noChangeArrowheads="1" noChangeAspect="1"/>
                           </pic:cNvPicPr>
                         </pic:nvPicPr>
                         <pic:blipFill>
-                          <a:blip r:embed="rId20"/>
+                          <a:blip r:embed="rId9"/>
                           <a:stretch>
                             <a:fillRect/>
                           </a:stretch>
@@ -5935,28 +5932,30 @@
                 </m:rPr>
                 <m:t>¬</m:t>
               </m:r>
-              <m:d>
-                <m:dPr>
-                  <m:begChr m:val="("/>
-                  <m:sepChr m:val=""/>
-                  <m:endChr m:val=")"/>
-                  <m:grow/>
-                </m:dPr>
-                <m:e>
-                  <m:r>
-                    <m:t>P</m:t>
-                  </m:r>
-                  <m:r>
-                    <m:rPr>
-                      <m:sty m:val="p"/>
-                    </m:rPr>
-                    <m:t>∧</m:t>
-                  </m:r>
-                  <m:r>
-                    <m:t>Q</m:t>
-                  </m:r>
-                </m:e>
-              </m:d>
+              <m:r>
+                <m:rPr>
+                  <m:sty m:val="p"/>
+                </m:rPr>
+                <m:t>(</m:t>
+              </m:r>
+              <m:r>
+                <m:t>P</m:t>
+              </m:r>
+              <m:r>
+                <m:rPr>
+                  <m:sty m:val="p"/>
+                </m:rPr>
+                <m:t>∧</m:t>
+              </m:r>
+              <m:r>
+                <m:t>Q</m:t>
+              </m:r>
+              <m:r>
+                <m:rPr>
+                  <m:sty m:val="p"/>
+                </m:rPr>
+                <m:t>)</m:t>
+              </m:r>
             </m:oMath>
             <w:r>
               <w:t xml:space="preserve">.</w:t>
@@ -6523,28 +6522,30 @@
                       </m:rPr>
                       <m:t>¬</m:t>
                     </m:r>
-                    <m:d>
-                      <m:dPr>
-                        <m:begChr m:val="("/>
-                        <m:sepChr m:val=""/>
-                        <m:endChr m:val=")"/>
-                        <m:grow/>
-                      </m:dPr>
-                      <m:e>
-                        <m:r>
-                          <m:t>P</m:t>
-                        </m:r>
-                        <m:r>
-                          <m:rPr>
-                            <m:sty m:val="p"/>
-                          </m:rPr>
-                          <m:t>∧</m:t>
-                        </m:r>
-                        <m:r>
-                          <m:t>Q</m:t>
-                        </m:r>
-                      </m:e>
-                    </m:d>
+                    <m:r>
+                      <m:rPr>
+                        <m:sty m:val="p"/>
+                      </m:rPr>
+                      <m:t>(</m:t>
+                    </m:r>
+                    <m:r>
+                      <m:t>P</m:t>
+                    </m:r>
+                    <m:r>
+                      <m:rPr>
+                        <m:sty m:val="p"/>
+                      </m:rPr>
+                      <m:t>∧</m:t>
+                    </m:r>
+                    <m:r>
+                      <m:t>Q</m:t>
+                    </m:r>
+                    <m:r>
+                      <m:rPr>
+                        <m:sty m:val="p"/>
+                      </m:rPr>
+                      <m:t>)</m:t>
+                    </m:r>
                   </m:oMath>
                 </w:p>
               </w:tc>
@@ -6802,18 +6803,18 @@
                 <wp:inline>
                   <wp:extent cx="152400" cy="152400"/>
                   <wp:effectExtent b="0" l="0" r="0" t="0"/>
-                  <wp:docPr descr="" title="" id="55" name="Picture"/>
+                  <wp:docPr descr="" title="" id="44" name="Picture"/>
                   <a:graphic>
                     <a:graphicData uri="http://schemas.openxmlformats.org/drawingml/2006/picture">
                       <pic:pic>
                         <pic:nvPicPr>
-                          <pic:cNvPr descr="/Applications/quarto/share/formats/docx/warning.png" id="56" name="Picture"/>
+                          <pic:cNvPr descr="/Applications/quarto/share/formats/docx/warning.png" id="45" name="Picture"/>
                           <pic:cNvPicPr>
                             <a:picLocks noChangeArrowheads="1" noChangeAspect="1"/>
                           </pic:cNvPicPr>
                         </pic:nvPicPr>
                         <pic:blipFill>
-                          <a:blip r:embed="rId54"/>
+                          <a:blip r:embed="rId43"/>
                           <a:stretch>
                             <a:fillRect/>
                           </a:stretch>
@@ -6918,25 +6919,27 @@
               <w:t xml:space="preserve"> </w:t>
             </w:r>
             <m:oMath>
-              <m:d>
-                <m:dPr>
-                  <m:begChr m:val="("/>
-                  <m:sepChr m:val=""/>
-                  <m:endChr m:val=")"/>
-                  <m:grow/>
-                </m:dPr>
-                <m:e>
-                  <m:r>
-                    <m:rPr>
-                      <m:sty m:val="p"/>
-                    </m:rPr>
-                    <m:t>¬</m:t>
-                  </m:r>
-                  <m:r>
-                    <m:t>P</m:t>
-                  </m:r>
-                </m:e>
-              </m:d>
+              <m:r>
+                <m:rPr>
+                  <m:sty m:val="p"/>
+                </m:rPr>
+                <m:t>(</m:t>
+              </m:r>
+              <m:r>
+                <m:rPr>
+                  <m:sty m:val="p"/>
+                </m:rPr>
+                <m:t>¬</m:t>
+              </m:r>
+              <m:r>
+                <m:t>P</m:t>
+              </m:r>
+              <m:r>
+                <m:rPr>
+                  <m:sty m:val="p"/>
+                </m:rPr>
+                <m:t>)</m:t>
+              </m:r>
               <m:r>
                 <m:rPr>
                   <m:sty m:val="p"/>
@@ -7002,28 +7005,30 @@
                 </m:rPr>
                 <m:t>¬</m:t>
               </m:r>
-              <m:d>
-                <m:dPr>
-                  <m:begChr m:val="("/>
-                  <m:sepChr m:val=""/>
-                  <m:endChr m:val=")"/>
-                  <m:grow/>
-                </m:dPr>
-                <m:e>
-                  <m:r>
-                    <m:t>P</m:t>
-                  </m:r>
-                  <m:r>
-                    <m:rPr>
-                      <m:sty m:val="p"/>
-                    </m:rPr>
-                    <m:t>∧</m:t>
-                  </m:r>
-                  <m:r>
-                    <m:t>Q</m:t>
-                  </m:r>
-                </m:e>
-              </m:d>
+              <m:r>
+                <m:rPr>
+                  <m:sty m:val="p"/>
+                </m:rPr>
+                <m:t>(</m:t>
+              </m:r>
+              <m:r>
+                <m:t>P</m:t>
+              </m:r>
+              <m:r>
+                <m:rPr>
+                  <m:sty m:val="p"/>
+                </m:rPr>
+                <m:t>∧</m:t>
+              </m:r>
+              <m:r>
+                <m:t>Q</m:t>
+              </m:r>
+              <m:r>
+                <m:rPr>
+                  <m:sty m:val="p"/>
+                </m:rPr>
+                <m:t>)</m:t>
+              </m:r>
             </m:oMath>
             <w:r>
               <w:t xml:space="preserve"> </w:t>
@@ -7084,18 +7089,18 @@
                 <wp:inline>
                   <wp:extent cx="152400" cy="152400"/>
                   <wp:effectExtent b="0" l="0" r="0" t="0"/>
-                  <wp:docPr descr="" title="" id="57" name="Picture"/>
+                  <wp:docPr descr="" title="" id="46" name="Picture"/>
                   <a:graphic>
                     <a:graphicData uri="http://schemas.openxmlformats.org/drawingml/2006/picture">
                       <pic:pic>
                         <pic:nvPicPr>
-                          <pic:cNvPr descr="/Applications/quarto/share/formats/docx/note.png" id="58" name="Picture"/>
+                          <pic:cNvPr descr="/Applications/quarto/share/formats/docx/note.png" id="47" name="Picture"/>
                           <pic:cNvPicPr>
                             <a:picLocks noChangeArrowheads="1" noChangeAspect="1"/>
                           </pic:cNvPicPr>
                         </pic:nvPicPr>
                         <pic:blipFill>
-                          <a:blip r:embed="rId20"/>
+                          <a:blip r:embed="rId9"/>
                           <a:stretch>
                             <a:fillRect/>
                           </a:stretch>
@@ -7147,13 +7152,7 @@
               <w:spacing w:before="16"/>
             </w:pPr>
             <w:r>
-              <w:t xml:space="preserve">Let’s review the statement</w:t>
-            </w:r>
-            <w:r>
-              <w:t xml:space="preserve"> </w:t>
-            </w:r>
-            <w:r>
-              <w:t xml:space="preserve">“If the ice cream shop is open, I will go, and I’ll invite my friend.”</w:t>
+              <w:t xml:space="preserve">Let’s review the statement “If the ice cream shop is open, I will go, and I’ll invite my friend.”</w:t>
             </w:r>
           </w:p>
           <w:p>
@@ -7256,28 +7255,30 @@
                 </m:rPr>
                 <m:t>→</m:t>
               </m:r>
-              <m:d>
-                <m:dPr>
-                  <m:begChr m:val="("/>
-                  <m:sepChr m:val=""/>
-                  <m:endChr m:val=")"/>
-                  <m:grow/>
-                </m:dPr>
-                <m:e>
-                  <m:r>
-                    <m:t>Q</m:t>
-                  </m:r>
-                  <m:r>
-                    <m:rPr>
-                      <m:sty m:val="p"/>
-                    </m:rPr>
-                    <m:t>∧</m:t>
-                  </m:r>
-                  <m:r>
-                    <m:t>R</m:t>
-                  </m:r>
-                </m:e>
-              </m:d>
+              <m:r>
+                <m:rPr>
+                  <m:sty m:val="p"/>
+                </m:rPr>
+                <m:t>(</m:t>
+              </m:r>
+              <m:r>
+                <m:t>Q</m:t>
+              </m:r>
+              <m:r>
+                <m:rPr>
+                  <m:sty m:val="p"/>
+                </m:rPr>
+                <m:t>∧</m:t>
+              </m:r>
+              <m:r>
+                <m:t>R</m:t>
+              </m:r>
+              <m:r>
+                <m:rPr>
+                  <m:sty m:val="p"/>
+                </m:rPr>
+                <m:t>)</m:t>
+              </m:r>
             </m:oMath>
             <w:r>
               <w:t xml:space="preserve">.</w:t>
@@ -8392,28 +8393,30 @@
                       </m:rPr>
                       <m:t>→</m:t>
                     </m:r>
-                    <m:d>
-                      <m:dPr>
-                        <m:begChr m:val="("/>
-                        <m:sepChr m:val=""/>
-                        <m:endChr m:val=")"/>
-                        <m:grow/>
-                      </m:dPr>
-                      <m:e>
-                        <m:r>
-                          <m:t>Q</m:t>
-                        </m:r>
-                        <m:r>
-                          <m:rPr>
-                            <m:sty m:val="p"/>
-                          </m:rPr>
-                          <m:t>∧</m:t>
-                        </m:r>
-                        <m:r>
-                          <m:t>R</m:t>
-                        </m:r>
-                      </m:e>
-                    </m:d>
+                    <m:r>
+                      <m:rPr>
+                        <m:sty m:val="p"/>
+                      </m:rPr>
+                      <m:t>(</m:t>
+                    </m:r>
+                    <m:r>
+                      <m:t>Q</m:t>
+                    </m:r>
+                    <m:r>
+                      <m:rPr>
+                        <m:sty m:val="p"/>
+                      </m:rPr>
+                      <m:t>∧</m:t>
+                    </m:r>
+                    <m:r>
+                      <m:t>R</m:t>
+                    </m:r>
+                    <m:r>
+                      <m:rPr>
+                        <m:sty m:val="p"/>
+                      </m:rPr>
+                      <m:t>)</m:t>
+                    </m:r>
                   </m:oMath>
                 </w:p>
               </w:tc>
@@ -10686,8 +10689,8 @@
         <w:t xml:space="preserve">shinyApp(ui, server)</w:t>
       </w:r>
     </w:p>
-    <w:bookmarkEnd w:id="59"/>
-    <w:bookmarkStart w:id="70" w:name="X095ea9872c8bf20acca5dafc8250c8bf0b7c2c7"/>
+    <w:bookmarkEnd w:id="48"/>
+    <w:bookmarkStart w:id="59" w:name="X095ea9872c8bf20acca5dafc8250c8bf0b7c2c7"/>
     <w:p>
       <w:pPr>
         <w:pStyle w:val="Heading1"/>
@@ -10745,18 +10748,18 @@
                 <wp:inline>
                   <wp:extent cx="152400" cy="152400"/>
                   <wp:effectExtent b="0" l="0" r="0" t="0"/>
-                  <wp:docPr descr="" title="" id="60" name="Picture"/>
+                  <wp:docPr descr="" title="" id="49" name="Picture"/>
                   <a:graphic>
                     <a:graphicData uri="http://schemas.openxmlformats.org/drawingml/2006/picture">
                       <pic:pic>
                         <pic:nvPicPr>
-                          <pic:cNvPr descr="/Applications/quarto/share/formats/docx/note.png" id="61" name="Picture"/>
+                          <pic:cNvPr descr="/Applications/quarto/share/formats/docx/note.png" id="50" name="Picture"/>
                           <pic:cNvPicPr>
                             <a:picLocks noChangeArrowheads="1" noChangeAspect="1"/>
                           </pic:cNvPicPr>
                         </pic:nvPicPr>
                         <pic:blipFill>
-                          <a:blip r:embed="rId20"/>
+                          <a:blip r:embed="rId9"/>
                           <a:stretch>
                             <a:fillRect/>
                           </a:stretch>
@@ -10856,25 +10859,27 @@
           </m:rPr>
           <m:t>∨</m:t>
         </m:r>
-        <m:d>
-          <m:dPr>
-            <m:begChr m:val="("/>
-            <m:sepChr m:val=""/>
-            <m:endChr m:val=")"/>
-            <m:grow/>
-          </m:dPr>
-          <m:e>
-            <m:r>
-              <m:rPr>
-                <m:sty m:val="p"/>
-              </m:rPr>
-              <m:t>¬</m:t>
-            </m:r>
-            <m:r>
-              <m:t>P</m:t>
-            </m:r>
-          </m:e>
-        </m:d>
+        <m:r>
+          <m:rPr>
+            <m:sty m:val="p"/>
+          </m:rPr>
+          <m:t>(</m:t>
+        </m:r>
+        <m:r>
+          <m:rPr>
+            <m:sty m:val="p"/>
+          </m:rPr>
+          <m:t>¬</m:t>
+        </m:r>
+        <m:r>
+          <m:t>P</m:t>
+        </m:r>
+        <m:r>
+          <m:rPr>
+            <m:sty m:val="p"/>
+          </m:rPr>
+          <m:t>)</m:t>
+        </m:r>
       </m:oMath>
       <w:r>
         <w:t xml:space="preserve"> </w:t>
@@ -10936,18 +10941,18 @@
                 <wp:inline>
                   <wp:extent cx="152400" cy="152400"/>
                   <wp:effectExtent b="0" l="0" r="0" t="0"/>
-                  <wp:docPr descr="" title="" id="62" name="Picture"/>
+                  <wp:docPr descr="" title="" id="51" name="Picture"/>
                   <a:graphic>
                     <a:graphicData uri="http://schemas.openxmlformats.org/drawingml/2006/picture">
                       <pic:pic>
                         <pic:nvPicPr>
-                          <pic:cNvPr descr="/Applications/quarto/share/formats/docx/note.png" id="63" name="Picture"/>
+                          <pic:cNvPr descr="/Applications/quarto/share/formats/docx/note.png" id="52" name="Picture"/>
                           <pic:cNvPicPr>
                             <a:picLocks noChangeArrowheads="1" noChangeAspect="1"/>
                           </pic:cNvPicPr>
                         </pic:nvPicPr>
                         <pic:blipFill>
-                          <a:blip r:embed="rId20"/>
+                          <a:blip r:embed="rId9"/>
                           <a:stretch>
                             <a:fillRect/>
                           </a:stretch>
@@ -11047,25 +11052,27 @@
           </m:rPr>
           <m:t>∧</m:t>
         </m:r>
-        <m:d>
-          <m:dPr>
-            <m:begChr m:val="("/>
-            <m:sepChr m:val=""/>
-            <m:endChr m:val=")"/>
-            <m:grow/>
-          </m:dPr>
-          <m:e>
-            <m:r>
-              <m:rPr>
-                <m:sty m:val="p"/>
-              </m:rPr>
-              <m:t>¬</m:t>
-            </m:r>
-            <m:r>
-              <m:t>P</m:t>
-            </m:r>
-          </m:e>
-        </m:d>
+        <m:r>
+          <m:rPr>
+            <m:sty m:val="p"/>
+          </m:rPr>
+          <m:t>(</m:t>
+        </m:r>
+        <m:r>
+          <m:rPr>
+            <m:sty m:val="p"/>
+          </m:rPr>
+          <m:t>¬</m:t>
+        </m:r>
+        <m:r>
+          <m:t>P</m:t>
+        </m:r>
+        <m:r>
+          <m:rPr>
+            <m:sty m:val="p"/>
+          </m:rPr>
+          <m:t>)</m:t>
+        </m:r>
       </m:oMath>
       <w:r>
         <w:t xml:space="preserve">. This could be like saying</w:t>
@@ -11132,18 +11139,18 @@
                 <wp:inline>
                   <wp:extent cx="152400" cy="152400"/>
                   <wp:effectExtent b="0" l="0" r="0" t="0"/>
-                  <wp:docPr descr="" title="" id="64" name="Picture"/>
+                  <wp:docPr descr="" title="" id="53" name="Picture"/>
                   <a:graphic>
                     <a:graphicData uri="http://schemas.openxmlformats.org/drawingml/2006/picture">
                       <pic:pic>
                         <pic:nvPicPr>
-                          <pic:cNvPr descr="/Applications/quarto/share/formats/docx/note.png" id="65" name="Picture"/>
+                          <pic:cNvPr descr="/Applications/quarto/share/formats/docx/note.png" id="54" name="Picture"/>
                           <pic:cNvPicPr>
                             <a:picLocks noChangeArrowheads="1" noChangeAspect="1"/>
                           </pic:cNvPicPr>
                         </pic:nvPicPr>
                         <pic:blipFill>
-                          <a:blip r:embed="rId20"/>
+                          <a:blip r:embed="rId9"/>
                           <a:stretch>
                             <a:fillRect/>
                           </a:stretch>
@@ -11336,18 +11343,18 @@
                 <wp:inline>
                   <wp:extent cx="152400" cy="152400"/>
                   <wp:effectExtent b="0" l="0" r="0" t="0"/>
-                  <wp:docPr descr="" title="" id="66" name="Picture"/>
+                  <wp:docPr descr="" title="" id="55" name="Picture"/>
                   <a:graphic>
                     <a:graphicData uri="http://schemas.openxmlformats.org/drawingml/2006/picture">
                       <pic:pic>
                         <pic:nvPicPr>
-                          <pic:cNvPr descr="/Applications/quarto/share/formats/docx/note.png" id="67" name="Picture"/>
+                          <pic:cNvPr descr="/Applications/quarto/share/formats/docx/note.png" id="56" name="Picture"/>
                           <pic:cNvPicPr>
                             <a:picLocks noChangeArrowheads="1" noChangeAspect="1"/>
                           </pic:cNvPicPr>
                         </pic:nvPicPr>
                         <pic:blipFill>
-                          <a:blip r:embed="rId20"/>
+                          <a:blip r:embed="rId9"/>
                           <a:stretch>
                             <a:fillRect/>
                           </a:stretch>
@@ -11449,50 +11456,54 @@
               <w:t xml:space="preserve"> </w:t>
             </w:r>
             <m:oMath>
-              <m:d>
-                <m:dPr>
-                  <m:begChr m:val="("/>
-                  <m:sepChr m:val=""/>
-                  <m:endChr m:val=")"/>
-                  <m:grow/>
-                </m:dPr>
-                <m:e>
-                  <m:r>
-                    <m:rPr>
-                      <m:sty m:val="p"/>
-                    </m:rPr>
-                    <m:t>¬</m:t>
-                  </m:r>
-                  <m:r>
-                    <m:t>Q</m:t>
-                  </m:r>
-                </m:e>
-              </m:d>
+              <m:r>
+                <m:rPr>
+                  <m:sty m:val="p"/>
+                </m:rPr>
+                <m:t>(</m:t>
+              </m:r>
+              <m:r>
+                <m:rPr>
+                  <m:sty m:val="p"/>
+                </m:rPr>
+                <m:t>¬</m:t>
+              </m:r>
+              <m:r>
+                <m:t>Q</m:t>
+              </m:r>
+              <m:r>
+                <m:rPr>
+                  <m:sty m:val="p"/>
+                </m:rPr>
+                <m:t>)</m:t>
+              </m:r>
               <m:r>
                 <m:rPr>
                   <m:sty m:val="p"/>
                 </m:rPr>
                 <m:t>→</m:t>
               </m:r>
-              <m:d>
-                <m:dPr>
-                  <m:begChr m:val="("/>
-                  <m:sepChr m:val=""/>
-                  <m:endChr m:val=")"/>
-                  <m:grow/>
-                </m:dPr>
-                <m:e>
-                  <m:r>
-                    <m:rPr>
-                      <m:sty m:val="p"/>
-                    </m:rPr>
-                    <m:t>¬</m:t>
-                  </m:r>
-                  <m:r>
-                    <m:t>P</m:t>
-                  </m:r>
-                </m:e>
-              </m:d>
+              <m:r>
+                <m:rPr>
+                  <m:sty m:val="p"/>
+                </m:rPr>
+                <m:t>(</m:t>
+              </m:r>
+              <m:r>
+                <m:rPr>
+                  <m:sty m:val="p"/>
+                </m:rPr>
+                <m:t>¬</m:t>
+              </m:r>
+              <m:r>
+                <m:t>P</m:t>
+              </m:r>
+              <m:r>
+                <m:rPr>
+                  <m:sty m:val="p"/>
+                </m:rPr>
+                <m:t>)</m:t>
+              </m:r>
             </m:oMath>
             <w:r>
               <w:t xml:space="preserve">.</w:t>
@@ -11577,18 +11588,18 @@
                 <wp:inline>
                   <wp:extent cx="152400" cy="152400"/>
                   <wp:effectExtent b="0" l="0" r="0" t="0"/>
-                  <wp:docPr descr="" title="" id="68" name="Picture"/>
+                  <wp:docPr descr="" title="" id="57" name="Picture"/>
                   <a:graphic>
                     <a:graphicData uri="http://schemas.openxmlformats.org/drawingml/2006/picture">
                       <pic:pic>
                         <pic:nvPicPr>
-                          <pic:cNvPr descr="/Applications/quarto/share/formats/docx/note.png" id="69" name="Picture"/>
+                          <pic:cNvPr descr="/Applications/quarto/share/formats/docx/note.png" id="58" name="Picture"/>
                           <pic:cNvPicPr>
                             <a:picLocks noChangeArrowheads="1" noChangeAspect="1"/>
                           </pic:cNvPicPr>
                         </pic:nvPicPr>
                         <pic:blipFill>
-                          <a:blip r:embed="rId20"/>
+                          <a:blip r:embed="rId9"/>
                           <a:stretch>
                             <a:fillRect/>
                           </a:stretch>
@@ -11811,50 +11822,54 @@
               <w:t xml:space="preserve"> </w:t>
             </w:r>
             <m:oMath>
-              <m:d>
-                <m:dPr>
-                  <m:begChr m:val="("/>
-                  <m:sepChr m:val=""/>
-                  <m:endChr m:val=")"/>
-                  <m:grow/>
-                </m:dPr>
-                <m:e>
-                  <m:r>
-                    <m:rPr>
-                      <m:sty m:val="p"/>
-                    </m:rPr>
-                    <m:t>¬</m:t>
-                  </m:r>
-                  <m:r>
-                    <m:t>Q</m:t>
-                  </m:r>
-                </m:e>
-              </m:d>
+              <m:r>
+                <m:rPr>
+                  <m:sty m:val="p"/>
+                </m:rPr>
+                <m:t>(</m:t>
+              </m:r>
+              <m:r>
+                <m:rPr>
+                  <m:sty m:val="p"/>
+                </m:rPr>
+                <m:t>¬</m:t>
+              </m:r>
+              <m:r>
+                <m:t>Q</m:t>
+              </m:r>
+              <m:r>
+                <m:rPr>
+                  <m:sty m:val="p"/>
+                </m:rPr>
+                <m:t>)</m:t>
+              </m:r>
               <m:r>
                 <m:rPr>
                   <m:sty m:val="p"/>
                 </m:rPr>
                 <m:t>→</m:t>
               </m:r>
-              <m:d>
-                <m:dPr>
-                  <m:begChr m:val="("/>
-                  <m:sepChr m:val=""/>
-                  <m:endChr m:val=")"/>
-                  <m:grow/>
-                </m:dPr>
-                <m:e>
-                  <m:r>
-                    <m:rPr>
-                      <m:sty m:val="p"/>
-                    </m:rPr>
-                    <m:t>¬</m:t>
-                  </m:r>
-                  <m:r>
-                    <m:t>P</m:t>
-                  </m:r>
-                </m:e>
-              </m:d>
+              <m:r>
+                <m:rPr>
+                  <m:sty m:val="p"/>
+                </m:rPr>
+                <m:t>(</m:t>
+              </m:r>
+              <m:r>
+                <m:rPr>
+                  <m:sty m:val="p"/>
+                </m:rPr>
+                <m:t>¬</m:t>
+              </m:r>
+              <m:r>
+                <m:t>P</m:t>
+              </m:r>
+              <m:r>
+                <m:rPr>
+                  <m:sty m:val="p"/>
+                </m:rPr>
+                <m:t>)</m:t>
+              </m:r>
             </m:oMath>
             <w:r>
               <w:t xml:space="preserve"> </w:t>
@@ -12134,50 +12149,54 @@
               <w:t xml:space="preserve"> </w:t>
             </w:r>
             <m:oMath>
-              <m:d>
-                <m:dPr>
-                  <m:begChr m:val="("/>
-                  <m:sepChr m:val=""/>
-                  <m:endChr m:val=")"/>
-                  <m:grow/>
-                </m:dPr>
-                <m:e>
-                  <m:r>
-                    <m:rPr>
-                      <m:sty m:val="p"/>
-                    </m:rPr>
-                    <m:t>¬</m:t>
-                  </m:r>
-                  <m:r>
-                    <m:t>Q</m:t>
-                  </m:r>
-                </m:e>
-              </m:d>
+              <m:r>
+                <m:rPr>
+                  <m:sty m:val="p"/>
+                </m:rPr>
+                <m:t>(</m:t>
+              </m:r>
+              <m:r>
+                <m:rPr>
+                  <m:sty m:val="p"/>
+                </m:rPr>
+                <m:t>¬</m:t>
+              </m:r>
+              <m:r>
+                <m:t>Q</m:t>
+              </m:r>
+              <m:r>
+                <m:rPr>
+                  <m:sty m:val="p"/>
+                </m:rPr>
+                <m:t>)</m:t>
+              </m:r>
               <m:r>
                 <m:rPr>
                   <m:sty m:val="p"/>
                 </m:rPr>
                 <m:t>→</m:t>
               </m:r>
-              <m:d>
-                <m:dPr>
-                  <m:begChr m:val="("/>
-                  <m:sepChr m:val=""/>
-                  <m:endChr m:val=")"/>
-                  <m:grow/>
-                </m:dPr>
-                <m:e>
-                  <m:r>
-                    <m:rPr>
-                      <m:sty m:val="p"/>
-                    </m:rPr>
-                    <m:t>¬</m:t>
-                  </m:r>
-                  <m:r>
-                    <m:t>P</m:t>
-                  </m:r>
-                </m:e>
-              </m:d>
+              <m:r>
+                <m:rPr>
+                  <m:sty m:val="p"/>
+                </m:rPr>
+                <m:t>(</m:t>
+              </m:r>
+              <m:r>
+                <m:rPr>
+                  <m:sty m:val="p"/>
+                </m:rPr>
+                <m:t>¬</m:t>
+              </m:r>
+              <m:r>
+                <m:t>P</m:t>
+              </m:r>
+              <m:r>
+                <m:rPr>
+                  <m:sty m:val="p"/>
+                </m:rPr>
+                <m:t>)</m:t>
+              </m:r>
             </m:oMath>
             <w:r>
               <w:t xml:space="preserve">.</w:t>
@@ -12276,50 +12295,54 @@
                     <w:jc w:val="left"/>
                   </w:pPr>
                   <m:oMath>
-                    <m:d>
-                      <m:dPr>
-                        <m:begChr m:val="("/>
-                        <m:sepChr m:val=""/>
-                        <m:endChr m:val=")"/>
-                        <m:grow/>
-                      </m:dPr>
-                      <m:e>
-                        <m:r>
-                          <m:rPr>
-                            <m:sty m:val="p"/>
-                          </m:rPr>
-                          <m:t>¬</m:t>
-                        </m:r>
-                        <m:r>
-                          <m:t>Q</m:t>
-                        </m:r>
-                      </m:e>
-                    </m:d>
+                    <m:r>
+                      <m:rPr>
+                        <m:sty m:val="p"/>
+                      </m:rPr>
+                      <m:t>(</m:t>
+                    </m:r>
+                    <m:r>
+                      <m:rPr>
+                        <m:sty m:val="p"/>
+                      </m:rPr>
+                      <m:t>¬</m:t>
+                    </m:r>
+                    <m:r>
+                      <m:t>Q</m:t>
+                    </m:r>
+                    <m:r>
+                      <m:rPr>
+                        <m:sty m:val="p"/>
+                      </m:rPr>
+                      <m:t>)</m:t>
+                    </m:r>
                     <m:r>
                       <m:rPr>
                         <m:sty m:val="p"/>
                       </m:rPr>
                       <m:t>→</m:t>
                     </m:r>
-                    <m:d>
-                      <m:dPr>
-                        <m:begChr m:val="("/>
-                        <m:sepChr m:val=""/>
-                        <m:endChr m:val=")"/>
-                        <m:grow/>
-                      </m:dPr>
-                      <m:e>
-                        <m:r>
-                          <m:rPr>
-                            <m:sty m:val="p"/>
-                          </m:rPr>
-                          <m:t>¬</m:t>
-                        </m:r>
-                        <m:r>
-                          <m:t>P</m:t>
-                        </m:r>
-                      </m:e>
-                    </m:d>
+                    <m:r>
+                      <m:rPr>
+                        <m:sty m:val="p"/>
+                      </m:rPr>
+                      <m:t>(</m:t>
+                    </m:r>
+                    <m:r>
+                      <m:rPr>
+                        <m:sty m:val="p"/>
+                      </m:rPr>
+                      <m:t>¬</m:t>
+                    </m:r>
+                    <m:r>
+                      <m:t>P</m:t>
+                    </m:r>
+                    <m:r>
+                      <m:rPr>
+                        <m:sty m:val="p"/>
+                      </m:rPr>
+                      <m:t>)</m:t>
+                    </m:r>
                   </m:oMath>
                 </w:p>
               </w:tc>
@@ -12587,8 +12610,8 @@
         </w:tc>
       </w:tr>
     </w:tbl>
-    <w:bookmarkEnd w:id="70"/>
-    <w:bookmarkStart w:id="71" w:name="quick-check-problems"/>
+    <w:bookmarkEnd w:id="59"/>
+    <w:bookmarkStart w:id="60" w:name="quick-check-problems"/>
     <w:p>
       <w:pPr>
         <w:pStyle w:val="Heading1"/>
@@ -12782,25 +12805,27 @@
         <w:t xml:space="preserve"> </w:t>
       </w:r>
       <m:oMath>
-        <m:d>
-          <m:dPr>
-            <m:begChr m:val="("/>
-            <m:sepChr m:val=""/>
-            <m:endChr m:val=")"/>
-            <m:grow/>
-          </m:dPr>
-          <m:e>
-            <m:r>
-              <m:rPr>
-                <m:sty m:val="p"/>
-              </m:rPr>
-              <m:t>¬</m:t>
-            </m:r>
-            <m:r>
-              <m:t>P</m:t>
-            </m:r>
-          </m:e>
-        </m:d>
+        <m:r>
+          <m:rPr>
+            <m:sty m:val="p"/>
+          </m:rPr>
+          <m:t>(</m:t>
+        </m:r>
+        <m:r>
+          <m:rPr>
+            <m:sty m:val="p"/>
+          </m:rPr>
+          <m:t>¬</m:t>
+        </m:r>
+        <m:r>
+          <m:t>P</m:t>
+        </m:r>
+        <m:r>
+          <m:rPr>
+            <m:sty m:val="p"/>
+          </m:rPr>
+          <m:t>)</m:t>
+        </m:r>
         <m:r>
           <m:rPr>
             <m:sty m:val="p"/>
@@ -12815,8 +12840,8 @@
         <w:t xml:space="preserve">?</w:t>
       </w:r>
     </w:p>
-    <w:bookmarkEnd w:id="71"/>
-    <w:bookmarkStart w:id="75" w:name="further-reading"/>
+    <w:bookmarkEnd w:id="60"/>
+    <w:bookmarkStart w:id="64" w:name="further-reading"/>
     <w:p>
       <w:pPr>
         <w:pStyle w:val="Heading1"/>
@@ -12829,7 +12854,7 @@
       <w:pPr>
         <w:pStyle w:val="FirstParagraph"/>
       </w:pPr>
-      <w:hyperlink r:id="rId72">
+      <w:hyperlink r:id="rId61">
         <w:r>
           <w:rPr>
             <w:rStyle w:val="Hyperlink"/>
@@ -12838,7 +12863,7 @@
         </w:r>
       </w:hyperlink>
     </w:p>
-    <w:bookmarkStart w:id="74" w:name="version-history"/>
+    <w:bookmarkStart w:id="63" w:name="version-history"/>
     <w:p>
       <w:pPr>
         <w:pStyle w:val="Heading2"/>
@@ -12859,7 +12884,7 @@
       <w:pPr>
         <w:pStyle w:val="BodyText"/>
       </w:pPr>
-      <w:hyperlink r:id="rId73">
+      <w:hyperlink r:id="rId62">
         <w:r>
           <w:rPr>
             <w:rStyle w:val="Hyperlink"/>
@@ -12868,8 +12893,8 @@
         </w:r>
       </w:hyperlink>
     </w:p>
-    <w:bookmarkEnd w:id="74"/>
-    <w:bookmarkEnd w:id="75"/>
+    <w:bookmarkEnd w:id="63"/>
+    <w:bookmarkEnd w:id="64"/>
     <w:sectPr>
       <w:pgSz w:h="15840" w:w="12240"/>
       <w:pgMar w:bottom="1440" w:footer="720" w:gutter="0" w:header="720" w:left="1440" w:right="1440" w:top="1440"/>
